--- a/cf/jm/u/files/u012.docx
+++ b/cf/jm/u/files/u012.docx
@@ -20,7 +20,7 @@
     </w:p>
     <w:p>
       <w:r>
-        <w:t>請針對每個題目，把答案填在「回答：」後面（越具體越好）；填好後請放回您的部門資料夾即可，不需回信。</w:t>
+        <w:t>這份問卷是想更了解您的實際作業，好把您的 AI 助理做得更貼近需求。第一部分請把答案填在「回答：」後面（越具體越好）；第二部分只是先讓您了解，之後用的時候再一起調整，不用現在填。填好後放回您的部門資料夾即可，不需回信。</w:t>
       </w:r>
     </w:p>
     <w:p>
@@ -32,8 +32,16 @@
       </w:r>
     </w:p>
     <w:p>
+      <w:pPr>
+        <w:pStyle w:val="Heading2"/>
+      </w:pPr>
       <w:r>
-        <w:t>1. MPS（生管 mail）的固定格式與欄位為何？</w:t>
+        <w:t>一、請您提供或確認的事情</w:t>
+      </w:r>
+    </w:p>
+    <w:p>
+      <w:r>
+        <w:t>1. 你身為組長，每天依 MPS（生管排程信）彙整當天每個人要做的檢驗工作、直接發給人員，是這個流程嗎？</w:t>
       </w:r>
     </w:p>
     <w:p>
@@ -43,7 +51,7 @@
     </w:p>
     <w:p>
       <w:r>
-        <w:t>2. 有沒有人員能力/資格矩陣（誰可做 CMM/FAI/KC 件）可供 Agent 參考？</w:t>
+        <w:t>2. 你希望 AI 幫你把 MPS 整理成「每日人員作業項目」草稿，並依料號、優先序、交期先提一版人員分配建議，這樣對嗎？</w:t>
       </w:r>
     </w:p>
     <w:p>
@@ -53,7 +61,7 @@
     </w:p>
     <w:p>
       <w:r>
-        <w:t>3. 每日作業項目發送的格式與慣例為何（直接發送人員的形式）？</w:t>
+        <w:t>3. 有沒有一份「人員能力/資格表」（誰能做 CMM、誰能做 FAI、誰能碰 KC 件）？給 AI 參考，分配建議才合理。</w:t>
       </w:r>
     </w:p>
     <w:p>
@@ -63,7 +71,7 @@
     </w:p>
     <w:p>
       <w:r>
-        <w:t>4. 有工時/產能基準嗎（每人每日可處理件數）？以提升分配建議準度。</w:t>
+        <w:t>4. 什麼情況算「工時衝突」或「人手不足」？你希望 AI 把這些狀況標出來讓你協調，對嗎？</w:t>
       </w:r>
     </w:p>
     <w:p>
@@ -73,12 +81,55 @@
     </w:p>
     <w:p>
       <w:r>
-        <w:t>5. AI 只給建議、組長確認派工，這個邊界要如何在流程中落實？</w:t>
+        <w:t>5. 重點：AI 只給「分配建議草稿」，最後派給誰、要不要發，都由你（組長）確認，這樣的分工對嗎？</w:t>
       </w:r>
     </w:p>
     <w:p>
       <w:r>
         <w:t>回答：</w:t>
+      </w:r>
+    </w:p>
+    <w:p>
+      <w:r>
+        <w:t>6. 缺資料時（例如某項沒交期）你希望 AI 標「待補」而不要亂猜，對嗎？</w:t>
+      </w:r>
+    </w:p>
+    <w:p>
+      <w:r>
+        <w:t>回答：</w:t>
+      </w:r>
+    </w:p>
+    <w:p>
+      <w:pPr>
+        <w:pStyle w:val="Heading2"/>
+      </w:pPr>
+      <w:r>
+        <w:t>二、要用了之後、跟 AI 一起調整的事情（先了解即可，不用現在填）</w:t>
+      </w:r>
+    </w:p>
+    <w:p>
+      <w:r>
+        <w:t>• 這題屬「立即可開發」，用一陣子後把它分配得不合理的地方回饋給它，並把工時/產能基準補進去，建議會越來越貼近實況。</w:t>
+      </w:r>
+    </w:p>
+    <w:p>
+      <w:r>
+        <w:t>• 人員能力/資格表有異動（有人升級能做 KC 件了）記得更新知識庫，AI 分配才不會排錯人。</w:t>
+      </w:r>
+    </w:p>
+    <w:p>
+      <w:r>
+        <w:t>• MPS 信換格式時給它看新樣本、更新欄位對應，不然當天的料號、交期會抓錯。</w:t>
+      </w:r>
+    </w:p>
+    <w:p>
+      <w:r>
+        <w:t>• 守住「AI 只建議、你確認派工、你發送」的界線；尤其 KC/FAI 這種要看資格的，最後一定你把關。</w:t>
+      </w:r>
+    </w:p>
+    <w:p>
+      <w:r>
+        <w:t>• 每天掃一眼它標的「衝突/人手不足」清單，把它誤報或漏報的記下來，累積後調整判斷門檻。</w:t>
       </w:r>
     </w:p>
     <w:p/>
